--- a/情绪扰动、激励阻断与协同鲁棒：多智能体供应链牛鞭效应缓解研究_719修改后.docx
+++ b/情绪扰动、激励阻断与协同鲁棒：多智能体供应链牛鞭效应缓解研究_719修改后.docx
@@ -48018,6 +48018,649 @@
           <w:rFonts w:hint="eastAsia"/>
         </w:rPr>
       </w:pPr>
+    </w:p>
+    <w:p>
+      <w:pPr>
+        <w:spacing w:line="360" w:lineRule="auto" w:before="480" w:after="360"/>
+        <w:jc w:val="center"/>
+      </w:pPr>
+      <w:r>
+        <w:rPr>
+          <w:rFonts w:ascii="Times New Roman" w:hAnsi="Times New Roman" w:eastAsia="黑体"/>
+          <w:b/>
+          <w:i w:val="0"/>
+          <w:color w:val="000000"/>
+          <w:sz w:val="32"/>
+        </w:rPr>
+        <w:t>数据可用性声明</w:t>
+      </w:r>
+    </w:p>
+    <w:p>
+      <w:pPr>
+        <w:spacing w:line="360" w:lineRule="auto" w:before="0" w:after="0"/>
+        <w:ind w:firstLine="420"/>
+        <w:jc w:val="both"/>
+      </w:pPr>
+      <w:r>
+        <w:rPr>
+          <w:rFonts w:ascii="Times New Roman" w:hAnsi="Times New Roman" w:eastAsia="宋体"/>
+          <w:b w:val="0"/>
+          <w:i w:val="0"/>
+          <w:color w:val="000000"/>
+          <w:sz w:val="21"/>
+        </w:rPr>
+        <w:t>为促进学术透明与可复现研究，本研究全部仿真代码、实验数据生成脚本、预训练模型与论文配图已在 GitHub 公开仓库发布，遵循 MIT 开源许可证。仓库地址：</w:t>
+      </w:r>
+      <w:r>
+        <w:rPr>
+          <w:rFonts w:ascii="Times New Roman" w:hAnsi="Times New Roman" w:eastAsia="宋体"/>
+          <w:b w:val="0"/>
+          <w:i w:val="0"/>
+          <w:color w:val="0563C1"/>
+          <w:sz w:val="21"/>
+        </w:rPr>
+        <w:t>https://github.com/lixiangyang12/MAEA-HCDS</w:t>
+      </w:r>
+      <w:r>
+        <w:rPr>
+          <w:rFonts w:ascii="Times New Roman" w:hAnsi="Times New Roman" w:eastAsia="宋体"/>
+          <w:b w:val="0"/>
+          <w:i w:val="0"/>
+          <w:color w:val="000000"/>
+          <w:sz w:val="21"/>
+        </w:rPr>
+        <w:t>（版本 v719，提交标识 3790212）。其他研究者可通过上述地址获取全部工程文件，实现本文实验结果的完整复现与二次开发。</w:t>
+      </w:r>
+    </w:p>
+    <w:p>
+      <w:pPr>
+        <w:spacing w:line="360" w:lineRule="auto" w:before="240" w:after="120"/>
+        <w:jc w:val="left"/>
+      </w:pPr>
+      <w:r>
+        <w:rPr>
+          <w:rFonts w:ascii="Times New Roman" w:hAnsi="Times New Roman" w:eastAsia="黑体"/>
+          <w:b/>
+          <w:i w:val="0"/>
+          <w:color w:val="000000"/>
+          <w:sz w:val="24"/>
+        </w:rPr>
+        <w:t>1. 数据来源</w:t>
+      </w:r>
+    </w:p>
+    <w:p>
+      <w:pPr>
+        <w:spacing w:line="360" w:lineRule="auto" w:before="0" w:after="0"/>
+        <w:ind w:firstLine="420"/>
+        <w:jc w:val="both"/>
+      </w:pPr>
+      <w:r>
+        <w:rPr>
+          <w:rFonts w:ascii="Times New Roman" w:hAnsi="Times New Roman" w:eastAsia="宋体"/>
+          <w:b w:val="0"/>
+          <w:i w:val="0"/>
+          <w:color w:val="000000"/>
+          <w:sz w:val="21"/>
+        </w:rPr>
+        <w:t>本研究未使用任何真实世界数据，全部实验数据均通过计算机仿真生成。仿真环境基于李勇等（2022）提出的四级供应链牛鞭效应模型构建，需求过程采用 AR(1) 自回归模型 D_t = d + ρ·D_{t-1} + ε_t，其中 d = 10、ρ = 0.5、ε ~ N(0, 5²)，订货提前期 L = 2，供应链层级 K = 4（零售商、批发商、分销商、制造商）。全部仿真参数详见仓库根目录的 config.yaml 配置文件。</w:t>
+      </w:r>
+    </w:p>
+    <w:p>
+      <w:pPr>
+        <w:spacing w:line="360" w:lineRule="auto" w:before="0" w:after="0"/>
+        <w:ind w:firstLine="420"/>
+        <w:jc w:val="both"/>
+      </w:pPr>
+      <w:r>
+        <w:rPr>
+          <w:rFonts w:ascii="Times New Roman" w:hAnsi="Times New Roman" w:eastAsia="宋体"/>
+          <w:b w:val="0"/>
+          <w:i w:val="0"/>
+          <w:color w:val="000000"/>
+          <w:sz w:val="21"/>
+        </w:rPr>
+        <w:t xml:space="preserve">为确保实验结果完全可复现，本研究采用固定随机种子 </w:t>
+      </w:r>
+      <w:r>
+        <w:rPr>
+          <w:rFonts w:ascii="Times New Roman" w:hAnsi="Times New Roman" w:eastAsia="宋体"/>
+          <w:b/>
+          <w:i w:val="0"/>
+          <w:color w:val="000000"/>
+          <w:sz w:val="21"/>
+        </w:rPr>
+        <w:t>seed = 42</w:t>
+      </w:r>
+      <w:r>
+        <w:rPr>
+          <w:rFonts w:ascii="Times New Roman" w:hAnsi="Times New Roman" w:eastAsia="宋体"/>
+          <w:b w:val="0"/>
+          <w:i w:val="0"/>
+          <w:color w:val="000000"/>
+          <w:sz w:val="21"/>
+        </w:rPr>
+        <w:t>，覆盖 NumPy 随机数生成器、DQN 经验回放采样、动态事件触发（需求突变、供应中断、情绪传染）等全部随机过程。在相同硬件与软件环境下，重复运行将得到数值完全一致的实验结果。</w:t>
+      </w:r>
+    </w:p>
+    <w:p>
+      <w:pPr>
+        <w:spacing w:line="360" w:lineRule="auto" w:before="240" w:after="120"/>
+        <w:jc w:val="left"/>
+      </w:pPr>
+      <w:r>
+        <w:rPr>
+          <w:rFonts w:ascii="Times New Roman" w:hAnsi="Times New Roman" w:eastAsia="黑体"/>
+          <w:b/>
+          <w:i w:val="0"/>
+          <w:color w:val="000000"/>
+          <w:sz w:val="24"/>
+        </w:rPr>
+        <w:t>2. 代码与预训练模型</w:t>
+      </w:r>
+    </w:p>
+    <w:p>
+      <w:pPr>
+        <w:spacing w:line="360" w:lineRule="auto" w:before="0" w:after="0"/>
+        <w:ind w:firstLine="420"/>
+        <w:jc w:val="both"/>
+      </w:pPr>
+      <w:r>
+        <w:rPr>
+          <w:rFonts w:ascii="Times New Roman" w:hAnsi="Times New Roman" w:eastAsia="宋体"/>
+          <w:b w:val="0"/>
+          <w:i w:val="0"/>
+          <w:color w:val="000000"/>
+          <w:sz w:val="21"/>
+        </w:rPr>
+        <w:t>仓库包含 68 个 Python 脚本，覆盖仿真环境、智能体决策、持续学习、实验运行与论文配图生成等全部模块。核心模块包括：四级供应链仿真环境（supply_chain_env.py）、IDMR 智能体（idmr_agent.py）、情绪演化模块（emotion_module.py）、多智能体协同环境（marl_supply_chain_env.py）、动态事件触发器（dynamic_events.py）、优先级经验回放（prioritized_replay.py）、弹性权重巩固（ewc.py）、持续学习智能体（continual_idmr.py）以及三组对比实验自动化运行脚本（batch_runner.py）。</w:t>
+      </w:r>
+    </w:p>
+    <w:p>
+      <w:pPr>
+        <w:spacing w:line="360" w:lineRule="auto" w:before="0" w:after="0"/>
+        <w:ind w:firstLine="420"/>
+        <w:jc w:val="both"/>
+      </w:pPr>
+      <w:r>
+        <w:rPr>
+          <w:rFonts w:ascii="Times New Roman" w:hAnsi="Times New Roman" w:eastAsia="宋体"/>
+          <w:b w:val="0"/>
+          <w:i w:val="0"/>
+          <w:color w:val="000000"/>
+          <w:sz w:val="21"/>
+        </w:rPr>
+        <w:t xml:space="preserve">仓库同时提供预训练模型 </w:t>
+      </w:r>
+      <w:r>
+        <w:rPr>
+          <w:rFonts w:ascii="Times New Roman" w:hAnsi="Times New Roman" w:eastAsia="宋体"/>
+          <w:b/>
+          <w:i w:val="0"/>
+          <w:color w:val="000000"/>
+          <w:sz w:val="21"/>
+        </w:rPr>
+        <w:t>idmr_model.pkl</w:t>
+      </w:r>
+      <w:r>
+        <w:rPr>
+          <w:rFonts w:ascii="Times New Roman" w:hAnsi="Times New Roman" w:eastAsia="宋体"/>
+          <w:b w:val="0"/>
+          <w:i w:val="0"/>
+          <w:color w:val="000000"/>
+          <w:sz w:val="21"/>
+        </w:rPr>
+        <w:t>，保存了 DQN 神经网络权重、经验回放池状态与训练超参数。其他研究者可在无需重新训练的条件下，直接加载该模型完成全部评估实验。深度 Q 网络采用纯 NumPy 实现，前向传播与反向传播均不依赖 PyTorch、TensorFlow 等深度学习框架，降低了复现门槛。</w:t>
+      </w:r>
+    </w:p>
+    <w:p>
+      <w:pPr>
+        <w:spacing w:line="360" w:lineRule="auto" w:before="240" w:after="120"/>
+        <w:jc w:val="left"/>
+      </w:pPr>
+      <w:r>
+        <w:rPr>
+          <w:rFonts w:ascii="Times New Roman" w:hAnsi="Times New Roman" w:eastAsia="黑体"/>
+          <w:b/>
+          <w:i w:val="0"/>
+          <w:color w:val="000000"/>
+          <w:sz w:val="24"/>
+        </w:rPr>
+        <w:t>3. 复现路径</w:t>
+      </w:r>
+    </w:p>
+    <w:p>
+      <w:pPr>
+        <w:spacing w:line="360" w:lineRule="auto" w:before="0" w:after="0"/>
+        <w:ind w:firstLine="420"/>
+        <w:jc w:val="both"/>
+      </w:pPr>
+      <w:r>
+        <w:rPr>
+          <w:rFonts w:ascii="Times New Roman" w:hAnsi="Times New Roman" w:eastAsia="宋体"/>
+          <w:b w:val="0"/>
+          <w:i w:val="0"/>
+          <w:color w:val="000000"/>
+          <w:sz w:val="21"/>
+        </w:rPr>
+        <w:t>结合不同研究需求，本仓库提供三条复现路径：</w:t>
+      </w:r>
+    </w:p>
+    <w:p>
+      <w:pPr>
+        <w:spacing w:line="360" w:lineRule="auto" w:before="0" w:after="0"/>
+        <w:ind w:firstLine="420"/>
+        <w:jc w:val="both"/>
+      </w:pPr>
+      <w:r>
+        <w:rPr>
+          <w:rFonts w:ascii="Times New Roman" w:hAnsi="Times New Roman" w:eastAsia="宋体"/>
+          <w:b/>
+          <w:i w:val="0"/>
+          <w:color w:val="000000"/>
+          <w:sz w:val="21"/>
+        </w:rPr>
+        <w:t>（1）预训练模型快速复现（约 1 分钟）：</w:t>
+      </w:r>
+      <w:r>
+        <w:rPr>
+          <w:rFonts w:ascii="Times New Roman" w:hAnsi="Times New Roman" w:eastAsia="宋体"/>
+          <w:b w:val="0"/>
+          <w:i w:val="0"/>
+          <w:color w:val="000000"/>
+          <w:sz w:val="21"/>
+        </w:rPr>
+        <w:t>直接加载 idmr_model.pkl，运行 batch_runner.py 即可复现全部四组对比实验的关键指标，包括牛鞭效应方差比、系统平均成本、服务水平、情绪波动指数与协同收益。</w:t>
+      </w:r>
+    </w:p>
+    <w:p>
+      <w:pPr>
+        <w:spacing w:line="360" w:lineRule="auto" w:before="0" w:after="0"/>
+        <w:ind w:firstLine="420"/>
+        <w:jc w:val="both"/>
+      </w:pPr>
+      <w:r>
+        <w:rPr>
+          <w:rFonts w:ascii="Times New Roman" w:hAnsi="Times New Roman" w:eastAsia="宋体"/>
+          <w:b/>
+          <w:i w:val="0"/>
+          <w:color w:val="000000"/>
+          <w:sz w:val="21"/>
+        </w:rPr>
+        <w:t>（2）完整训练复现（约 30 分钟）：</w:t>
+      </w:r>
+      <w:r>
+        <w:rPr>
+          <w:rFonts w:ascii="Times New Roman" w:hAnsi="Times New Roman" w:eastAsia="宋体"/>
+          <w:b w:val="0"/>
+          <w:i w:val="0"/>
+          <w:color w:val="000000"/>
+          <w:sz w:val="21"/>
+        </w:rPr>
+        <w:t>删除 idmr_model.pkl 后运行 batch_runner.py，从零开始训练 DQN 智能体。由于随机种子固定，所得结果与预训练模型评估结果完全一致，可验证训练过程的确定性。</w:t>
+      </w:r>
+    </w:p>
+    <w:p>
+      <w:pPr>
+        <w:spacing w:line="360" w:lineRule="auto" w:before="0" w:after="0"/>
+        <w:ind w:firstLine="420"/>
+        <w:jc w:val="both"/>
+      </w:pPr>
+      <w:r>
+        <w:rPr>
+          <w:rFonts w:ascii="Times New Roman" w:hAnsi="Times New Roman" w:eastAsia="宋体"/>
+          <w:b/>
+          <w:i w:val="0"/>
+          <w:color w:val="000000"/>
+          <w:sz w:val="21"/>
+        </w:rPr>
+        <w:t>（3）图表演示（无需训练）：</w:t>
+      </w:r>
+      <w:r>
+        <w:rPr>
+          <w:rFonts w:ascii="Times New Roman" w:hAnsi="Times New Roman" w:eastAsia="宋体"/>
+          <w:b w:val="0"/>
+          <w:i w:val="0"/>
+          <w:color w:val="000000"/>
+          <w:sz w:val="21"/>
+        </w:rPr>
+        <w:t>仓库 svg_figures_paper_719/ 目录直接提供论文图 1（系统机制图）、图 2（多智能体决策流程图）与图 8（情绪传染网络图）的 PDF、SVG 与 PNG 三种格式文件，其他研究者可不经任何计算直接查阅与引用。</w:t>
+      </w:r>
+    </w:p>
+    <w:p>
+      <w:pPr>
+        <w:spacing w:line="360" w:lineRule="auto" w:before="240" w:after="120"/>
+        <w:jc w:val="left"/>
+      </w:pPr>
+      <w:r>
+        <w:rPr>
+          <w:rFonts w:ascii="Times New Roman" w:hAnsi="Times New Roman" w:eastAsia="黑体"/>
+          <w:b/>
+          <w:i w:val="0"/>
+          <w:color w:val="000000"/>
+          <w:sz w:val="24"/>
+        </w:rPr>
+        <w:t>4. 依赖环境</w:t>
+      </w:r>
+    </w:p>
+    <w:p>
+      <w:pPr>
+        <w:spacing w:line="360" w:lineRule="auto" w:before="0" w:after="0"/>
+        <w:ind w:firstLine="420"/>
+        <w:jc w:val="both"/>
+      </w:pPr>
+      <w:r>
+        <w:rPr>
+          <w:rFonts w:ascii="Times New Roman" w:hAnsi="Times New Roman" w:eastAsia="宋体"/>
+          <w:b w:val="0"/>
+          <w:i w:val="0"/>
+          <w:color w:val="000000"/>
+          <w:sz w:val="21"/>
+        </w:rPr>
+        <w:t xml:space="preserve">本仓库代码在 Python 3.9 及以上版本运行，依赖库详见仓库根目录的 </w:t>
+      </w:r>
+      <w:r>
+        <w:rPr>
+          <w:rFonts w:ascii="Times New Roman" w:hAnsi="Times New Roman" w:eastAsia="宋体"/>
+          <w:b/>
+          <w:i w:val="0"/>
+          <w:color w:val="000000"/>
+          <w:sz w:val="21"/>
+        </w:rPr>
+        <w:t>requirements.txt</w:t>
+      </w:r>
+      <w:r>
+        <w:rPr>
+          <w:rFonts w:ascii="Times New Roman" w:hAnsi="Times New Roman" w:eastAsia="宋体"/>
+          <w:b w:val="0"/>
+          <w:i w:val="0"/>
+          <w:color w:val="000000"/>
+          <w:sz w:val="21"/>
+        </w:rPr>
+        <w:t xml:space="preserve"> 文件，主要包括：NumPy（1.21 及以上，数值计算与 DQN 实现）、Matplotlib（3.5 及以上，学术级矢量图表绘制）、NetworkX（2.6 及以上，情绪传染路径可视化）、Pandas（1.3 及以上，实验数据分析）、PettingZoo（1.21 及以上，多智能体环境框架）、SciPy（1.7 及以上，统计分析）、PyYAML（5.4 及以上，配置文件加载）。</w:t>
+      </w:r>
+    </w:p>
+    <w:p>
+      <w:pPr>
+        <w:spacing w:line="360" w:lineRule="auto" w:before="0" w:after="0"/>
+        <w:ind w:firstLine="420"/>
+        <w:jc w:val="both"/>
+      </w:pPr>
+      <w:r>
+        <w:rPr>
+          <w:rFonts w:ascii="Times New Roman" w:hAnsi="Times New Roman" w:eastAsia="宋体"/>
+          <w:b w:val="0"/>
+          <w:i w:val="0"/>
+          <w:color w:val="000000"/>
+          <w:sz w:val="21"/>
+        </w:rPr>
+        <w:t>推荐使用 Anaconda 或 Miniconda 创建独立虚拟环境以避免依赖冲突。安装命令为：pip install -r requirements.txt。本仓库已在 Windows 10/11、Ubuntu 20.04 与 macOS 12 平台完成兼容性测试。</w:t>
+      </w:r>
+    </w:p>
+    <w:p>
+      <w:pPr>
+        <w:spacing w:line="360" w:lineRule="auto" w:before="240" w:after="120"/>
+        <w:jc w:val="left"/>
+      </w:pPr>
+      <w:r>
+        <w:rPr>
+          <w:rFonts w:ascii="Times New Roman" w:hAnsi="Times New Roman" w:eastAsia="黑体"/>
+          <w:b/>
+          <w:i w:val="0"/>
+          <w:color w:val="000000"/>
+          <w:sz w:val="24"/>
+        </w:rPr>
+        <w:t>5. 许可证</w:t>
+      </w:r>
+    </w:p>
+    <w:p>
+      <w:pPr>
+        <w:spacing w:line="360" w:lineRule="auto" w:before="0" w:after="0"/>
+        <w:ind w:firstLine="420"/>
+        <w:jc w:val="both"/>
+      </w:pPr>
+      <w:r>
+        <w:rPr>
+          <w:rFonts w:ascii="Times New Roman" w:hAnsi="Times New Roman" w:eastAsia="宋体"/>
+          <w:b w:val="0"/>
+          <w:i w:val="0"/>
+          <w:color w:val="000000"/>
+          <w:sz w:val="21"/>
+        </w:rPr>
+        <w:t xml:space="preserve">本仓库代码与配套实验数据采用 </w:t>
+      </w:r>
+      <w:r>
+        <w:rPr>
+          <w:rFonts w:ascii="Times New Roman" w:hAnsi="Times New Roman" w:eastAsia="宋体"/>
+          <w:b/>
+          <w:i w:val="0"/>
+          <w:color w:val="000000"/>
+          <w:sz w:val="21"/>
+        </w:rPr>
+        <w:t>MIT 许可证</w:t>
+      </w:r>
+      <w:r>
+        <w:rPr>
+          <w:rFonts w:ascii="Times New Roman" w:hAnsi="Times New Roman" w:eastAsia="宋体"/>
+          <w:b w:val="0"/>
+          <w:i w:val="0"/>
+          <w:color w:val="000000"/>
+          <w:sz w:val="21"/>
+        </w:rPr>
+        <w:t>（详见 LICENSE 文件）开源。MIT 许可证允许其他研究者自由复制、修改、合并、发布、分发、再授权与销售本仓库代码，仅需在所有副本中保留版权声明与许可声明。论文正文、图表与文字内容不在 MIT 许可证范围内，其版权由作者保留，引用须遵循学术规范。</w:t>
+      </w:r>
+    </w:p>
+    <w:p>
+      <w:pPr>
+        <w:spacing w:line="360" w:lineRule="auto" w:before="240" w:after="120"/>
+        <w:jc w:val="left"/>
+      </w:pPr>
+      <w:r>
+        <w:rPr>
+          <w:rFonts w:ascii="Times New Roman" w:hAnsi="Times New Roman" w:eastAsia="黑体"/>
+          <w:b/>
+          <w:i w:val="0"/>
+          <w:color w:val="000000"/>
+          <w:sz w:val="24"/>
+        </w:rPr>
+        <w:t>6. 引用方式</w:t>
+      </w:r>
+    </w:p>
+    <w:p>
+      <w:pPr>
+        <w:spacing w:line="360" w:lineRule="auto" w:before="0" w:after="0"/>
+        <w:ind w:firstLine="420"/>
+        <w:jc w:val="both"/>
+      </w:pPr>
+      <w:r>
+        <w:rPr>
+          <w:rFonts w:ascii="Times New Roman" w:hAnsi="Times New Roman" w:eastAsia="宋体"/>
+          <w:b w:val="0"/>
+          <w:i w:val="0"/>
+          <w:color w:val="000000"/>
+          <w:sz w:val="21"/>
+        </w:rPr>
+        <w:t>若本仓库代码或实验方法对您的研究有帮助，请按以下 BibTeX 格式引用：</w:t>
+      </w:r>
+    </w:p>
+    <w:p>
+      <w:pPr>
+        <w:spacing w:line="288" w:lineRule="auto" w:before="120" w:after="120"/>
+        <w:ind w:firstLine="0" w:left="420"/>
+        <w:jc w:val="left"/>
+      </w:pPr>
+      <w:r>
+        <w:rPr>
+          <w:rFonts w:ascii="Consolas" w:hAnsi="Consolas" w:eastAsia="宋体"/>
+          <w:b w:val="0"/>
+          <w:i w:val="0"/>
+          <w:color w:val="333333"/>
+          <w:sz w:val="18"/>
+        </w:rPr>
+        <w:t>@article{yang2026maea_hcds,</w:t>
+        <w:br/>
+        <w:t xml:space="preserve">  title   = {情绪扰动、激励阻断与协同鲁棒：多智能体供应链牛鞭效应缓解研究},</w:t>
+        <w:br/>
+        <w:t xml:space="preserve">  author  = {杨理想 and 王晶},</w:t>
+        <w:br/>
+        <w:t xml:space="preserve">  journal = {中国管理科学 (投稿中)},</w:t>
+        <w:br/>
+        <w:t xml:space="preserve">  year    = {2026},</w:t>
+        <w:br/>
+        <w:t xml:space="preserve">  note    = {Doctoral Research, Management Science and Engineering,</w:t>
+        <w:br/>
+        <w:t xml:space="preserve">             Yanshan University, School of Economics and Management},</w:t>
+        <w:br/>
+        <w:t xml:space="preserve">  url     = {https://github.com/lixiangyang12/MAEA-HCDS}</w:t>
+        <w:br/>
+        <w:t>}</w:t>
+      </w:r>
+    </w:p>
+    <w:p>
+      <w:pPr>
+        <w:spacing w:line="360" w:lineRule="auto" w:before="0" w:after="0"/>
+        <w:ind w:firstLine="420"/>
+        <w:jc w:val="both"/>
+      </w:pPr>
+      <w:r>
+        <w:rPr>
+          <w:rFonts w:ascii="Times New Roman" w:hAnsi="Times New Roman" w:eastAsia="宋体"/>
+          <w:b w:val="0"/>
+          <w:i w:val="0"/>
+          <w:color w:val="000000"/>
+          <w:sz w:val="21"/>
+        </w:rPr>
+        <w:t xml:space="preserve">仓库根目录同时提供 </w:t>
+      </w:r>
+      <w:r>
+        <w:rPr>
+          <w:rFonts w:ascii="Times New Roman" w:hAnsi="Times New Roman" w:eastAsia="宋体"/>
+          <w:b/>
+          <w:i w:val="0"/>
+          <w:color w:val="000000"/>
+          <w:sz w:val="21"/>
+        </w:rPr>
+        <w:t>CITATION.cff</w:t>
+      </w:r>
+      <w:r>
+        <w:rPr>
+          <w:rFonts w:ascii="Times New Roman" w:hAnsi="Times New Roman" w:eastAsia="宋体"/>
+          <w:b w:val="0"/>
+          <w:i w:val="0"/>
+          <w:color w:val="000000"/>
+          <w:sz w:val="21"/>
+        </w:rPr>
+        <w:t xml:space="preserve"> 元数据文件，GitHub 平台可自动识别并生成一键引用功能，支持 BibTeX、APA、Chicago 等多种引用格式。</w:t>
+      </w:r>
+    </w:p>
+    <w:p>
+      <w:pPr>
+        <w:spacing w:line="360" w:lineRule="auto" w:before="240" w:after="120"/>
+        <w:jc w:val="left"/>
+      </w:pPr>
+      <w:r>
+        <w:rPr>
+          <w:rFonts w:ascii="Times New Roman" w:hAnsi="Times New Roman" w:eastAsia="黑体"/>
+          <w:b/>
+          <w:i w:val="0"/>
+          <w:color w:val="000000"/>
+          <w:sz w:val="24"/>
+        </w:rPr>
+        <w:t>7. 联系方式</w:t>
+      </w:r>
+    </w:p>
+    <w:p>
+      <w:pPr>
+        <w:spacing w:line="360" w:lineRule="auto" w:before="0" w:after="0"/>
+        <w:ind w:firstLine="420"/>
+        <w:jc w:val="both"/>
+      </w:pPr>
+      <w:r>
+        <w:rPr>
+          <w:rFonts w:ascii="Times New Roman" w:hAnsi="Times New Roman" w:eastAsia="宋体"/>
+          <w:b w:val="0"/>
+          <w:i w:val="0"/>
+          <w:color w:val="000000"/>
+          <w:sz w:val="21"/>
+        </w:rPr>
+        <w:t>通讯作者：杨理想，燕山大学经济与管理学院。</w:t>
+      </w:r>
+    </w:p>
+    <w:p>
+      <w:pPr>
+        <w:spacing w:line="360" w:lineRule="auto" w:before="0" w:after="0"/>
+        <w:ind w:firstLine="420"/>
+        <w:jc w:val="both"/>
+      </w:pPr>
+      <w:r>
+        <w:rPr>
+          <w:rFonts w:ascii="Times New Roman" w:hAnsi="Times New Roman" w:eastAsia="宋体"/>
+          <w:b w:val="0"/>
+          <w:i w:val="0"/>
+          <w:color w:val="000000"/>
+          <w:sz w:val="21"/>
+        </w:rPr>
+        <w:t>邮箱：</w:t>
+      </w:r>
+      <w:r>
+        <w:rPr>
+          <w:rFonts w:ascii="Times New Roman" w:hAnsi="Times New Roman" w:eastAsia="宋体"/>
+          <w:b w:val="0"/>
+          <w:i w:val="0"/>
+          <w:color w:val="0563C1"/>
+          <w:sz w:val="21"/>
+        </w:rPr>
+        <w:t>yanglixiang@stdu.ysu.edu.cn</w:t>
+      </w:r>
+    </w:p>
+    <w:p>
+      <w:pPr>
+        <w:spacing w:line="360" w:lineRule="auto" w:before="0" w:after="0"/>
+        <w:ind w:firstLine="420"/>
+        <w:jc w:val="both"/>
+      </w:pPr>
+      <w:r>
+        <w:rPr>
+          <w:rFonts w:ascii="Times New Roman" w:hAnsi="Times New Roman" w:eastAsia="宋体"/>
+          <w:b w:val="0"/>
+          <w:i w:val="0"/>
+          <w:color w:val="000000"/>
+          <w:sz w:val="21"/>
+        </w:rPr>
+        <w:t>若在复现过程中遇到任何问题，或对代码改进存在建议，欢迎在 GitHub 仓库的 Issues 页面提交反馈（https://github.com/lixiangyang12/MAEA-HCDS/issues），作者将及时回应并维护代码更新。</w:t>
+      </w:r>
+    </w:p>
+    <w:p>
+      <w:pPr>
+        <w:spacing w:line="360" w:lineRule="auto" w:before="240" w:after="120"/>
+        <w:jc w:val="left"/>
+      </w:pPr>
+      <w:r>
+        <w:rPr>
+          <w:rFonts w:ascii="Times New Roman" w:hAnsi="Times New Roman" w:eastAsia="黑体"/>
+          <w:b/>
+          <w:i w:val="0"/>
+          <w:color w:val="000000"/>
+          <w:sz w:val="24"/>
+        </w:rPr>
+        <w:t>8. 致谢</w:t>
+      </w:r>
+    </w:p>
+    <w:p>
+      <w:pPr>
+        <w:spacing w:line="360" w:lineRule="auto" w:before="0" w:after="0"/>
+        <w:ind w:firstLine="420"/>
+        <w:jc w:val="both"/>
+      </w:pPr>
+      <w:r>
+        <w:rPr>
+          <w:rFonts w:ascii="Times New Roman" w:hAnsi="Times New Roman" w:eastAsia="宋体"/>
+          <w:b w:val="0"/>
+          <w:i w:val="0"/>
+          <w:color w:val="000000"/>
+          <w:sz w:val="21"/>
+        </w:rPr>
+        <w:t>感谢燕山大学经济与管理学院对本研究提供的学术支持。感谢李勇教授及其团队在牛鞭效应人机协同决策领域的前瞻性工作，为本研究提供了重要的理论框架与基准模型。感谢匿名审稿人对论文修改提出的宝贵意见。</w:t>
+      </w:r>
     </w:p>
     <w:sectPr>
       <w:footerReference w:type="default" r:id="rId28"/>
